--- a/SB1090_call_script_and_list.docx
+++ b/SB1090_call_script_and_list.docx
@@ -85,7 +85,7 @@
           <w:sz w:val="21"/>
           <w:szCs w:val="21"/>
         </w:rPr>
-        <w:t xml:space="preserve">After the Eaton Fire, speculators are using SB 1123 to subdivide burned lots into up to ten by-right units before survivors can rebuild — on narrow foothill streets that just failed in a deadly fire. SB 1090 pauses that pathway in the disaster area so the community can recover. It doesn't block housing — it protects recovery.</w:t>
+        <w:t xml:space="preserve">After the Eaton Fire, speculators are using SB 1123 to subdivide burned lots into up to ten by-right units before survivors can rebuild — on narrow foothill streets that just failed in a deadly fire. SB 1090 pauses that pathway in the disaster area so the community can recover. The Pacific Palisades already got this same protection from these density laws after the same fire — SB 1090 simply gives the Altadena disaster zone the same. It doesn't block housing — it protects recovery.</w:t>
       </w:r>
     </w:p>
     <w:p>

--- a/SB1090_call_script_and_list.docx
+++ b/SB1090_call_script_and_list.docx
@@ -151,7 +151,7 @@
           <w:sz w:val="23"/>
           <w:szCs w:val="23"/>
         </w:rPr>
-        <w:t xml:space="preserve">Call list — Assembly Housing &amp; Community Development (hearing June 24)</w:t>
+        <w:t xml:space="preserve">Call list — Assembly Housing &amp; Community Development (hearing July 1, 2026)</w:t>
       </w:r>
     </w:p>
     <w:tbl>

--- a/SB1090_call_script_and_list.docx
+++ b/SB1090_call_script_and_list.docx
@@ -151,7 +151,7 @@
           <w:sz w:val="23"/>
           <w:szCs w:val="23"/>
         </w:rPr>
-        <w:t xml:space="preserve">Call list — Assembly Housing &amp; Community Development (hearing July 1, 2026)</w:t>
+        <w:t>Call list — Assembly Housing &amp; Community Development (hearing July 1, 2026, 9:30 a.m.)</w:t>
       </w:r>
     </w:p>
     <w:tbl>
@@ -1779,7 +1779,7 @@
           <w:sz w:val="23"/>
           <w:szCs w:val="23"/>
         </w:rPr>
-        <w:t xml:space="preserve">Call list — Assembly Local Government (hearing TBD)</w:t>
+        <w:t>Call list — Assembly Local Government (hearing July 1, 2026, 1:30 p.m.)</w:t>
       </w:r>
     </w:p>
     <w:tbl>

--- a/SB1090_call_script_and_list.docx
+++ b/SB1090_call_script_and_list.docx
@@ -1779,7 +1779,7 @@
           <w:sz w:val="23"/>
           <w:szCs w:val="23"/>
         </w:rPr>
-        <w:t>Call list — Assembly Local Government (hearing July 1, 2026, 1:30 p.m.)</w:t>
+        <w:t>Call list — Assembly Local Government (hearing date TBD)</w:t>
       </w:r>
     </w:p>
     <w:tbl>
